--- a/e3/reading/docs/wk07-graffiti-warning-poster-lesson-and-worksheet.docx
+++ b/e3/reading/docs/wk07-graffiti-warning-poster-lesson-and-worksheet.docx
@@ -1802,737 +1802,6 @@
     </w:p>
     <w:bookmarkEnd w:id="24"/>
     <w:bookmarkStart w:id="25" w:name="answer-key"/>
-    <w:p>
-      <w:pPr>
-        <w:pStyle w:val="Heading2"/>
-      </w:pPr>
-      <w:r>
-        <w:t xml:space="preserve">Answer key</w:t>
-      </w:r>
-    </w:p>
-    <w:p>
-      <w:pPr>
-        <w:pStyle w:val="FirstParagraph"/>
-      </w:pPr>
-      <w:r>
-        <w:rPr>
-          <w:bCs/>
-          <w:b/>
-        </w:rPr>
-        <w:t xml:space="preserve">Task 1:</w:t>
-      </w:r>
-      <w:r>
-        <w:t xml:space="preserve"> </w:t>
-      </w:r>
-      <w:r>
-        <w:t xml:space="preserve">1d, 2g, 3a, 4h, 5f, 6i, 7c, 8b, 9j, 10e</w:t>
-      </w:r>
-    </w:p>
-    <w:p>
-      <w:pPr>
-        <w:pStyle w:val="BodyText"/>
-      </w:pPr>
-      <w:r>
-        <w:rPr>
-          <w:bCs/>
-          <w:b/>
-        </w:rPr>
-        <w:t xml:space="preserve">Task 2:</w:t>
-      </w:r>
-      <w:r>
-        <w:t xml:space="preserve"> </w:t>
-      </w:r>
-      <w:r>
-        <w:t xml:space="preserve">1 T · 2 F · 3 T (00:49) · 4 F (signed</w:t>
-      </w:r>
-      <w:r>
-        <w:t xml:space="preserve"> </w:t>
-      </w:r>
-      <w:r>
-        <w:t xml:space="preserve">“</w:t>
-      </w:r>
-      <w:r>
-        <w:t xml:space="preserve">The Punisher</w:t>
-      </w:r>
-      <w:r>
-        <w:t xml:space="preserve">”</w:t>
-      </w:r>
-      <w:r>
-        <w:t xml:space="preserve">) · 5 F (he says a threat is a crime) · 6 F (his parents didn’t teach him) · 7 notes · 8 the government and the artist’s parents · 9 Thursday</w:t>
-      </w:r>
-    </w:p>
-    <w:p>
-      <w:pPr>
-        <w:pStyle w:val="BodyText"/>
-      </w:pPr>
-      <w:r>
-        <w:rPr>
-          <w:bCs/>
-          <w:b/>
-        </w:rPr>
-        <w:t xml:space="preserve">Task 3</w:t>
-      </w:r>
-    </w:p>
-    <w:tbl>
-      <w:tblPr>
-        <w:tblStyle w:val="Table"/>
-        <w:tblW w:type="pct" w:w="5000"/>
-        <w:tblLook w:firstRow="1" w:lastRow="0" w:firstColumn="0" w:lastColumn="0" w:noHBand="0" w:noVBand="0" w:val="0020"/>
-        <w:jc w:val="start"/>
-        <w:tblBorders>
-          <w:top w:val="single" w:sz="4" w:color="999999"/>
-          <w:left w:val="single" w:sz="4" w:color="999999"/>
-          <w:bottom w:val="single" w:sz="4" w:color="999999"/>
-          <w:right w:val="single" w:sz="4" w:color="999999"/>
-          <w:insideH w:val="single" w:sz="4" w:color="999999"/>
-          <w:insideV w:val="single" w:sz="4" w:color="999999"/>
-        </w:tblBorders>
-      </w:tblPr>
-      <w:tblGrid>
-        <w:gridCol w:w="2640"/>
-        <w:gridCol w:w="2640"/>
-        <w:gridCol w:w="2640"/>
-      </w:tblGrid>
-      <w:tr>
-        <w:trPr>
-          <w:tblHeader w:val="true"/>
-        </w:trPr>
-        <w:tc>
-          <w:tcPr/>
-          <w:p>
-            <w:pPr>
-              <w:pStyle w:val="Compact"/>
-              <w:jc w:val="left"/>
-            </w:pPr>
-            <w:r>
-              <w:t xml:space="preserve">Tense</w:t>
-            </w:r>
-          </w:p>
-        </w:tc>
-        <w:tc>
-          <w:tcPr/>
-          <w:p>
-            <w:pPr>
-              <w:pStyle w:val="Compact"/>
-              <w:jc w:val="left"/>
-            </w:pPr>
-            <w:r>
-              <w:t xml:space="preserve">Examples</w:t>
-            </w:r>
-          </w:p>
-        </w:tc>
-        <w:tc>
-          <w:tcPr/>
-          <w:p>
-            <w:pPr>
-              <w:pStyle w:val="Compact"/>
-              <w:jc w:val="left"/>
-            </w:pPr>
-            <w:r>
-              <w:t xml:space="preserve">Use</w:t>
-            </w:r>
-          </w:p>
-        </w:tc>
-      </w:tr>
-      <w:tr>
-        <w:tc>
-          <w:tcPr/>
-          <w:p>
-            <w:pPr>
-              <w:pStyle w:val="Compact"/>
-              <w:jc w:val="left"/>
-            </w:pPr>
-            <w:r>
-              <w:t xml:space="preserve">Present simple</w:t>
-            </w:r>
-          </w:p>
-        </w:tc>
-        <w:tc>
-          <w:tcPr/>
-          <w:p>
-            <w:pPr>
-              <w:pStyle w:val="Compact"/>
-              <w:jc w:val="left"/>
-            </w:pPr>
-            <w:r>
-              <w:t xml:space="preserve">This</w:t>
-            </w:r>
-            <w:r>
-              <w:t xml:space="preserve"> </w:t>
-            </w:r>
-            <w:r>
-              <w:rPr>
-                <w:bCs/>
-                <w:b/>
-              </w:rPr>
-              <w:t xml:space="preserve">is</w:t>
-            </w:r>
-            <w:r>
-              <w:t xml:space="preserve"> </w:t>
-            </w:r>
-            <w:r>
-              <w:t xml:space="preserve">my last warning. I</w:t>
-            </w:r>
-            <w:r>
-              <w:t xml:space="preserve"> </w:t>
-            </w:r>
-            <w:r>
-              <w:rPr>
-                <w:bCs/>
-                <w:b/>
-              </w:rPr>
-              <w:t xml:space="preserve">don’t make</w:t>
-            </w:r>
-            <w:r>
-              <w:t xml:space="preserve"> </w:t>
-            </w:r>
-            <w:r>
-              <w:t xml:space="preserve">threats. I</w:t>
-            </w:r>
-            <w:r>
-              <w:t xml:space="preserve"> </w:t>
-            </w:r>
-            <w:r>
-              <w:rPr>
-                <w:bCs/>
-                <w:b/>
-              </w:rPr>
-              <w:t xml:space="preserve">make</w:t>
-            </w:r>
-            <w:r>
-              <w:t xml:space="preserve"> </w:t>
-            </w:r>
-            <w:r>
-              <w:t xml:space="preserve">promises. Vandalising property</w:t>
-            </w:r>
-            <w:r>
-              <w:t xml:space="preserve"> </w:t>
-            </w:r>
-            <w:r>
-              <w:rPr>
-                <w:bCs/>
-                <w:b/>
-              </w:rPr>
-              <w:t xml:space="preserve">is</w:t>
-            </w:r>
-            <w:r>
-              <w:t xml:space="preserve"> </w:t>
-            </w:r>
-            <w:r>
-              <w:t xml:space="preserve">a crime.</w:t>
-            </w:r>
-          </w:p>
-        </w:tc>
-        <w:tc>
-          <w:tcPr/>
-          <w:p>
-            <w:pPr>
-              <w:pStyle w:val="Compact"/>
-              <w:jc w:val="left"/>
-            </w:pPr>
-            <w:r>
-              <w:t xml:space="preserve">Facts, things always true, habits</w:t>
-            </w:r>
-          </w:p>
-        </w:tc>
-      </w:tr>
-      <w:tr>
-        <w:tc>
-          <w:tcPr/>
-          <w:p>
-            <w:pPr>
-              <w:pStyle w:val="Compact"/>
-              <w:jc w:val="left"/>
-            </w:pPr>
-            <w:r>
-              <w:t xml:space="preserve">Present perfect</w:t>
-            </w:r>
-          </w:p>
-        </w:tc>
-        <w:tc>
-          <w:tcPr/>
-          <w:p>
-            <w:pPr>
-              <w:pStyle w:val="Compact"/>
-              <w:jc w:val="left"/>
-            </w:pPr>
-            <w:r>
-              <w:t xml:space="preserve">I</w:t>
-            </w:r>
-            <w:r>
-              <w:t xml:space="preserve"> </w:t>
-            </w:r>
-            <w:r>
-              <w:rPr>
-                <w:bCs/>
-                <w:b/>
-              </w:rPr>
-              <w:t xml:space="preserve">have warned</w:t>
-            </w:r>
-            <w:r>
-              <w:t xml:space="preserve"> </w:t>
-            </w:r>
-            <w:r>
-              <w:t xml:space="preserve">you many times. I</w:t>
-            </w:r>
-            <w:r>
-              <w:t xml:space="preserve"> </w:t>
-            </w:r>
-            <w:r>
-              <w:rPr>
-                <w:bCs/>
-                <w:b/>
-              </w:rPr>
-              <w:t xml:space="preserve">have locked</w:t>
-            </w:r>
-            <w:r>
-              <w:t xml:space="preserve"> </w:t>
-            </w:r>
-            <w:r>
-              <w:t xml:space="preserve">on to you.</w:t>
-            </w:r>
-          </w:p>
-        </w:tc>
-        <w:tc>
-          <w:tcPr/>
-          <w:p>
-            <w:pPr>
-              <w:pStyle w:val="Compact"/>
-              <w:jc w:val="left"/>
-            </w:pPr>
-            <w:r>
-              <w:t xml:space="preserve">Past action, result now; time not given</w:t>
-            </w:r>
-          </w:p>
-        </w:tc>
-      </w:tr>
-      <w:tr>
-        <w:tc>
-          <w:tcPr/>
-          <w:p>
-            <w:pPr>
-              <w:pStyle w:val="Compact"/>
-              <w:jc w:val="left"/>
-            </w:pPr>
-            <w:r>
-              <w:t xml:space="preserve">Past simple</w:t>
-            </w:r>
-          </w:p>
-        </w:tc>
-        <w:tc>
-          <w:tcPr/>
-          <w:p>
-            <w:pPr>
-              <w:pStyle w:val="Compact"/>
-              <w:jc w:val="left"/>
-            </w:pPr>
-            <w:r>
-              <w:t xml:space="preserve">You</w:t>
-            </w:r>
-            <w:r>
-              <w:t xml:space="preserve"> </w:t>
-            </w:r>
-            <w:r>
-              <w:rPr>
-                <w:bCs/>
-                <w:b/>
-              </w:rPr>
-              <w:t xml:space="preserve">didn’t take</w:t>
-            </w:r>
-            <w:r>
-              <w:t xml:space="preserve"> </w:t>
-            </w:r>
-            <w:r>
-              <w:t xml:space="preserve">my notes seriously. Your parents</w:t>
-            </w:r>
-            <w:r>
-              <w:t xml:space="preserve"> </w:t>
-            </w:r>
-            <w:r>
-              <w:rPr>
-                <w:bCs/>
-                <w:b/>
-              </w:rPr>
-              <w:t xml:space="preserve">didn’t teach</w:t>
-            </w:r>
-            <w:r>
-              <w:t xml:space="preserve"> </w:t>
-            </w:r>
-            <w:r>
-              <w:t xml:space="preserve">you… Don’t say I</w:t>
-            </w:r>
-            <w:r>
-              <w:t xml:space="preserve"> </w:t>
-            </w:r>
-            <w:r>
-              <w:rPr>
-                <w:bCs/>
-                <w:b/>
-              </w:rPr>
-              <w:t xml:space="preserve">didn’t warn</w:t>
-            </w:r>
-            <w:r>
-              <w:t xml:space="preserve"> </w:t>
-            </w:r>
-            <w:r>
-              <w:t xml:space="preserve">you.</w:t>
-            </w:r>
-          </w:p>
-        </w:tc>
-        <w:tc>
-          <w:tcPr/>
-          <w:p>
-            <w:pPr>
-              <w:pStyle w:val="Compact"/>
-              <w:jc w:val="left"/>
-            </w:pPr>
-            <w:r>
-              <w:t xml:space="preserve">Finished actions in the past</w:t>
-            </w:r>
-          </w:p>
-        </w:tc>
-      </w:tr>
-      <w:tr>
-        <w:tc>
-          <w:tcPr/>
-          <w:p>
-            <w:pPr>
-              <w:pStyle w:val="Compact"/>
-              <w:jc w:val="left"/>
-            </w:pPr>
-            <w:r>
-              <w:t xml:space="preserve">Future (</w:t>
-            </w:r>
-            <w:r>
-              <w:rPr>
-                <w:iCs/>
-                <w:i/>
-              </w:rPr>
-              <w:t xml:space="preserve">will</w:t>
-            </w:r>
-            <w:r>
-              <w:t xml:space="preserve">)</w:t>
-            </w:r>
-          </w:p>
-        </w:tc>
-        <w:tc>
-          <w:tcPr/>
-          <w:p>
-            <w:pPr>
-              <w:pStyle w:val="Compact"/>
-              <w:jc w:val="left"/>
-            </w:pPr>
-            <w:r>
-              <w:t xml:space="preserve">I</w:t>
-            </w:r>
-            <w:r>
-              <w:t xml:space="preserve"> </w:t>
-            </w:r>
-            <w:r>
-              <w:rPr>
-                <w:bCs/>
-                <w:b/>
-              </w:rPr>
-              <w:t xml:space="preserve">will have to</w:t>
-            </w:r>
-            <w:r>
-              <w:t xml:space="preserve"> </w:t>
-            </w:r>
-            <w:r>
-              <w:t xml:space="preserve">teach you a lesson. You</w:t>
-            </w:r>
-            <w:r>
-              <w:t xml:space="preserve"> </w:t>
-            </w:r>
-            <w:r>
-              <w:rPr>
-                <w:bCs/>
-                <w:b/>
-              </w:rPr>
-              <w:t xml:space="preserve">will pay</w:t>
-            </w:r>
-            <w:r>
-              <w:t xml:space="preserve"> </w:t>
-            </w:r>
-            <w:r>
-              <w:t xml:space="preserve">for your actions.</w:t>
-            </w:r>
-          </w:p>
-        </w:tc>
-        <w:tc>
-          <w:tcPr/>
-          <w:p>
-            <w:pPr>
-              <w:pStyle w:val="Compact"/>
-              <w:jc w:val="left"/>
-            </w:pPr>
-            <w:r>
-              <w:t xml:space="preserve">Promises, decisions, predictions</w:t>
-            </w:r>
-          </w:p>
-        </w:tc>
-      </w:tr>
-    </w:tbl>
-    <w:p>
-      <w:pPr>
-        <w:pStyle w:val="BodyText"/>
-      </w:pPr>
-      <w:r>
-        <w:rPr>
-          <w:bCs/>
-          <w:b/>
-        </w:rPr>
-        <w:t xml:space="preserve">Task 4</w:t>
-      </w:r>
-    </w:p>
-    <w:p>
-      <w:pPr>
-        <w:numPr>
-          <w:ilvl w:val="0"/>
-          <w:numId w:val="1006"/>
-        </w:numPr>
-        <w:pStyle w:val="Compact"/>
-      </w:pPr>
-      <w:r>
-        <w:t xml:space="preserve">many</w:t>
-      </w:r>
-      <w:r>
-        <w:t xml:space="preserve"> </w:t>
-      </w:r>
-      <w:r>
-        <w:rPr>
-          <w:bCs/>
-          <w:b/>
-        </w:rPr>
-        <w:t xml:space="preserve">times</w:t>
-      </w:r>
-      <w:r>
-        <w:t xml:space="preserve"> </w:t>
-      </w:r>
-      <w:r>
-        <w:t xml:space="preserve">(plural after</w:t>
-      </w:r>
-      <w:r>
-        <w:t xml:space="preserve"> </w:t>
-      </w:r>
-      <w:r>
-        <w:rPr>
-          <w:iCs/>
-          <w:i/>
-        </w:rPr>
-        <w:t xml:space="preserve">many</w:t>
-      </w:r>
-      <w:r>
-        <w:t xml:space="preserve">)</w:t>
-      </w:r>
-    </w:p>
-    <w:p>
-      <w:pPr>
-        <w:numPr>
-          <w:ilvl w:val="0"/>
-          <w:numId w:val="1006"/>
-        </w:numPr>
-        <w:pStyle w:val="Compact"/>
-      </w:pPr>
-      <w:r>
-        <w:rPr>
-          <w:bCs/>
-          <w:b/>
-        </w:rPr>
-        <w:t xml:space="preserve">someone’s</w:t>
-      </w:r>
-      <w:r>
-        <w:t xml:space="preserve"> </w:t>
-      </w:r>
-      <w:r>
-        <w:t xml:space="preserve">property (possessive</w:t>
-      </w:r>
-      <w:r>
-        <w:t xml:space="preserve"> </w:t>
-      </w:r>
-      <w:r>
-        <w:rPr>
-          <w:iCs/>
-          <w:i/>
-        </w:rPr>
-        <w:t xml:space="preserve">’s</w:t>
-      </w:r>
-      <w:r>
-        <w:t xml:space="preserve">)</w:t>
-      </w:r>
-    </w:p>
-    <w:p>
-      <w:pPr>
-        <w:numPr>
-          <w:ilvl w:val="0"/>
-          <w:numId w:val="1006"/>
-        </w:numPr>
-        <w:pStyle w:val="Compact"/>
-      </w:pPr>
-      <w:r>
-        <w:rPr>
-          <w:bCs/>
-          <w:b/>
-        </w:rPr>
-        <w:t xml:space="preserve">A threat</w:t>
-      </w:r>
-      <w:r>
-        <w:t xml:space="preserve"> </w:t>
-      </w:r>
-      <w:r>
-        <w:t xml:space="preserve">is a crime /</w:t>
-      </w:r>
-      <w:r>
-        <w:t xml:space="preserve"> </w:t>
-      </w:r>
-      <w:r>
-        <w:rPr>
-          <w:bCs/>
-          <w:b/>
-        </w:rPr>
-        <w:t xml:space="preserve">Threats</w:t>
-      </w:r>
-      <w:r>
-        <w:t xml:space="preserve"> </w:t>
-      </w:r>
-      <w:r>
-        <w:t xml:space="preserve">are crimes (article or plural)</w:t>
-      </w:r>
-    </w:p>
-    <w:p>
-      <w:pPr>
-        <w:numPr>
-          <w:ilvl w:val="0"/>
-          <w:numId w:val="1006"/>
-        </w:numPr>
-        <w:pStyle w:val="Compact"/>
-      </w:pPr>
-      <w:r>
-        <w:t xml:space="preserve">I didn’t</w:t>
-      </w:r>
-      <w:r>
-        <w:t xml:space="preserve"> </w:t>
-      </w:r>
-      <w:r>
-        <w:rPr>
-          <w:bCs/>
-          <w:b/>
-        </w:rPr>
-        <w:t xml:space="preserve">warn</w:t>
-      </w:r>
-      <w:r>
-        <w:t xml:space="preserve"> </w:t>
-      </w:r>
-      <w:r>
-        <w:t xml:space="preserve">you (base form after</w:t>
-      </w:r>
-      <w:r>
-        <w:t xml:space="preserve"> </w:t>
-      </w:r>
-      <w:r>
-        <w:rPr>
-          <w:iCs/>
-          <w:i/>
-        </w:rPr>
-        <w:t xml:space="preserve">didn’t</w:t>
-      </w:r>
-      <w:r>
-        <w:t xml:space="preserve">)</w:t>
-      </w:r>
-    </w:p>
-    <w:p>
-      <w:pPr>
-        <w:numPr>
-          <w:ilvl w:val="0"/>
-          <w:numId w:val="1006"/>
-        </w:numPr>
-        <w:pStyle w:val="Compact"/>
-      </w:pPr>
-      <w:r>
-        <w:rPr>
-          <w:bCs/>
-          <w:b/>
-        </w:rPr>
-        <w:t xml:space="preserve">Is it</w:t>
-      </w:r>
-      <w:r>
-        <w:t xml:space="preserve"> </w:t>
-      </w:r>
-      <w:r>
-        <w:t xml:space="preserve">worth it? (question word order; no</w:t>
-      </w:r>
-      <w:r>
-        <w:t xml:space="preserve"> </w:t>
-      </w:r>
-      <w:r>
-        <w:rPr>
-          <w:iCs/>
-          <w:i/>
-        </w:rPr>
-        <w:t xml:space="preserve">what</w:t>
-      </w:r>
-      <w:r>
-        <w:t xml:space="preserve">)</w:t>
-      </w:r>
-    </w:p>
-    <w:p>
-      <w:pPr>
-        <w:numPr>
-          <w:ilvl w:val="0"/>
-          <w:numId w:val="1006"/>
-        </w:numPr>
-        <w:pStyle w:val="Compact"/>
-      </w:pPr>
-      <w:r>
-        <w:rPr>
-          <w:iCs/>
-          <w:i/>
-        </w:rPr>
-        <w:t xml:space="preserve">last</w:t>
-      </w:r>
-      <w:r>
-        <w:t xml:space="preserve"> </w:t>
-      </w:r>
-      <w:r>
-        <w:t xml:space="preserve">and</w:t>
-      </w:r>
-      <w:r>
-        <w:t xml:space="preserve"> </w:t>
-      </w:r>
-      <w:r>
-        <w:rPr>
-          <w:iCs/>
-          <w:i/>
-        </w:rPr>
-        <w:t xml:space="preserve">final</w:t>
-      </w:r>
-      <w:r>
-        <w:t xml:space="preserve"> </w:t>
-      </w:r>
-      <w:r>
-        <w:t xml:space="preserve">mean the same – use one</w:t>
-      </w:r>
-    </w:p>
-    <w:p>
-      <w:pPr>
-        <w:pStyle w:val="FirstParagraph"/>
-      </w:pPr>
-      <w:r>
-        <w:rPr>
-          <w:bCs/>
-          <w:b/>
-        </w:rPr>
-        <w:t xml:space="preserve">Task 5:</w:t>
-      </w:r>
-      <w:r>
-        <w:t xml:space="preserve"> </w:t>
-      </w:r>
-      <w:r>
-        <w:t xml:space="preserve">1 is · 2 opened · 3 has painted (this year isn’t finished) · 4 paid · 5 don’t want · 6 will report · 7 records · 8 will see</w:t>
-      </w:r>
-    </w:p>
-    <w:bookmarkEnd w:id="25"/>
-    <w:bookmarkEnd w:id="26"/>
     <w:sectPr>
       <w:pgSz w:h="16838" w:w="11906"/>
       <w:pgMar w:bottom="1020" w:left="1020" w:right="1020" w:top="1020"/>

--- a/e3/reading/docs/wk07-graffiti-warning-poster-lesson-and-worksheet.docx
+++ b/e3/reading/docs/wk07-graffiti-warning-poster-lesson-and-worksheet.docx
@@ -5,6 +5,8 @@
     <w:p>
       <w:pPr>
         <w:pStyle w:val="FirstParagraph"/>
+        <w:keepNext/>
+        <w:spacing w:before="0" w:after="60" w:line="240" w:lineRule="auto"/>
       </w:pPr>
       <w:r>
         <w:drawing>
@@ -53,6 +55,8 @@
     <w:p>
       <w:pPr>
         <w:pStyle w:val="Heading1"/>
+        <w:keepNext/>
+        <w:spacing w:before="120" w:after="40" w:line="240" w:lineRule="auto"/>
       </w:pPr>
       <w:r>
         <w:t xml:space="preserve">E3 Mixed Tenses – Graffiti Warning Poster – Reading, Grammar &amp; Error Correction</w:t>
@@ -61,6 +65,8 @@
     <w:p>
       <w:pPr>
         <w:pStyle w:val="FirstParagraph"/>
+        <w:keepNext/>
+        <w:spacing w:before="0" w:after="60" w:line="240" w:lineRule="auto"/>
       </w:pPr>
       <w:r>
         <w:t xml:space="preserve">Oct 16, 2026 ·</w:t>
@@ -76,589 +82,18 @@
     <w:p>
       <w:pPr>
         <w:pStyle w:val="Heading2"/>
-      </w:pPr>
-      <w:r>
-        <w:t xml:space="preserve">Teacher notes</w:t>
+        <w:keepNext/>
+        <w:spacing w:before="120" w:after="40" w:line="240" w:lineRule="auto"/>
+      </w:pPr>
+      <w:r>
+        <w:t xml:space="preserve">Student worksheet</w:t>
       </w:r>
     </w:p>
     <w:p>
       <w:pPr>
         <w:pStyle w:val="FirstParagraph"/>
-      </w:pPr>
-      <w:r>
-        <w:t xml:space="preserve">Entry 3, about 2 hours. Real Hackney shop shutter poster (photo taken October 2026). Project the photo for the lead-in; the worksheet has a typed copy.</w:t>
-      </w:r>
-    </w:p>
-    <w:p>
-      <w:pPr>
-        <w:pStyle w:val="BodyText"/>
-      </w:pPr>
-      <w:r>
-        <w:rPr>
-          <w:bCs/>
-          <w:b/>
-        </w:rPr>
-        <w:t xml:space="preserve">Aims</w:t>
-      </w:r>
-    </w:p>
-    <w:p>
-      <w:pPr>
-        <w:numPr>
-          <w:ilvl w:val="0"/>
-          <w:numId w:val="1001"/>
-        </w:numPr>
-        <w:pStyle w:val="Compact"/>
-      </w:pPr>
-      <w:r>
-        <w:t xml:space="preserve">Recognise and contrast present simple, present perfect, past simple and</w:t>
-      </w:r>
-      <w:r>
-        <w:t xml:space="preserve"> </w:t>
-      </w:r>
-      <w:r>
-        <w:rPr>
-          <w:iCs/>
-          <w:i/>
-        </w:rPr>
-        <w:t xml:space="preserve">will</w:t>
-      </w:r>
-      <w:r>
-        <w:t xml:space="preserve"> </w:t>
-      </w:r>
-      <w:r>
-        <w:t xml:space="preserve">future in a real text.</w:t>
-      </w:r>
-    </w:p>
-    <w:p>
-      <w:pPr>
-        <w:numPr>
-          <w:ilvl w:val="0"/>
-          <w:numId w:val="1001"/>
-        </w:numPr>
-        <w:pStyle w:val="Compact"/>
-      </w:pPr>
-      <w:r>
-        <w:t xml:space="preserve">Correct common learner errors (all taken from the poster itself).</w:t>
-      </w:r>
-    </w:p>
-    <w:p>
-      <w:pPr>
-        <w:numPr>
-          <w:ilvl w:val="0"/>
-          <w:numId w:val="1001"/>
-        </w:numPr>
-        <w:pStyle w:val="Compact"/>
-      </w:pPr>
-      <w:r>
-        <w:t xml:space="preserve">Discuss graffiti, property and threats; write a short notice using all four tenses.</w:t>
-      </w:r>
-    </w:p>
-    <w:p>
-      <w:pPr>
-        <w:pStyle w:val="FirstParagraph"/>
-      </w:pPr>
-      <w:r>
-        <w:rPr>
-          <w:bCs/>
-          <w:b/>
-        </w:rPr>
-        <w:t xml:space="preserve">Content warning:</w:t>
-      </w:r>
-      <w:r>
-        <w:t xml:space="preserve"> </w:t>
-      </w:r>
-      <w:r>
-        <w:t xml:space="preserve">the original ends with a strong swear word. The worksheet stars it out. Crop or cover the bottom of the photo if you prefer.</w:t>
-      </w:r>
-    </w:p>
-    <w:p>
-      <w:pPr>
-        <w:pStyle w:val="BodyText"/>
-      </w:pPr>
-      <w:r>
-        <w:rPr>
-          <w:bCs/>
-          <w:b/>
-        </w:rPr>
-        <w:t xml:space="preserve">Stages</w:t>
-      </w:r>
-    </w:p>
-    <w:tbl>
-      <w:tblPr>
-        <w:tblStyle w:val="Table"/>
-        <w:tblW w:type="pct" w:w="5000"/>
-        <w:tblLook w:firstRow="1" w:lastRow="0" w:firstColumn="0" w:lastColumn="0" w:noHBand="0" w:noVBand="0" w:val="0020"/>
-        <w:jc w:val="start"/>
-        <w:tblBorders>
-          <w:top w:val="single" w:sz="4" w:color="999999"/>
-          <w:left w:val="single" w:sz="4" w:color="999999"/>
-          <w:bottom w:val="single" w:sz="4" w:color="999999"/>
-          <w:right w:val="single" w:sz="4" w:color="999999"/>
-          <w:insideH w:val="single" w:sz="4" w:color="999999"/>
-          <w:insideV w:val="single" w:sz="4" w:color="999999"/>
-        </w:tblBorders>
-      </w:tblPr>
-      <w:tblGrid>
-        <w:gridCol w:w="2640"/>
-        <w:gridCol w:w="2640"/>
-        <w:gridCol w:w="2640"/>
-      </w:tblGrid>
-      <w:tr>
-        <w:trPr>
-          <w:tblHeader w:val="true"/>
-        </w:trPr>
-        <w:tc>
-          <w:tcPr/>
-          <w:p>
-            <w:pPr>
-              <w:pStyle w:val="Compact"/>
-              <w:jc w:val="left"/>
-            </w:pPr>
-            <w:r>
-              <w:t xml:space="preserve">Stage</w:t>
-            </w:r>
-          </w:p>
-        </w:tc>
-        <w:tc>
-          <w:tcPr/>
-          <w:p>
-            <w:pPr>
-              <w:pStyle w:val="Compact"/>
-              <w:jc w:val="left"/>
-            </w:pPr>
-            <w:r>
-              <w:t xml:space="preserve">Time</w:t>
-            </w:r>
-          </w:p>
-        </w:tc>
-        <w:tc>
-          <w:tcPr/>
-          <w:p>
-            <w:pPr>
-              <w:pStyle w:val="Compact"/>
-              <w:jc w:val="left"/>
-            </w:pPr>
-            <w:r>
-              <w:t xml:space="preserve">What happens</w:t>
-            </w:r>
-          </w:p>
-        </w:tc>
-      </w:tr>
-      <w:tr>
-        <w:tc>
-          <w:tcPr/>
-          <w:p>
-            <w:pPr>
-              <w:pStyle w:val="Compact"/>
-              <w:jc w:val="left"/>
-            </w:pPr>
-            <w:r>
-              <w:t xml:space="preserve">1. Lead-in</w:t>
-            </w:r>
-          </w:p>
-        </w:tc>
-        <w:tc>
-          <w:tcPr/>
-          <w:p>
-            <w:pPr>
-              <w:pStyle w:val="Compact"/>
-              <w:jc w:val="left"/>
-            </w:pPr>
-            <w:r>
-              <w:t xml:space="preserve">10 min</w:t>
-            </w:r>
-          </w:p>
-        </w:tc>
-        <w:tc>
-          <w:tcPr/>
-          <w:p>
-            <w:pPr>
-              <w:pStyle w:val="Compact"/>
-              <w:jc w:val="left"/>
-            </w:pPr>
-            <w:r>
-              <w:t xml:space="preserve">Show the photo. Pairs: Where is this? Who wrote it? Who is it for? How does the writer feel? Have you seen graffiti in Hackney? Is it art or a crime?</w:t>
-            </w:r>
-          </w:p>
-        </w:tc>
-      </w:tr>
-      <w:tr>
-        <w:tc>
-          <w:tcPr/>
-          <w:p>
-            <w:pPr>
-              <w:pStyle w:val="Compact"/>
-              <w:jc w:val="left"/>
-            </w:pPr>
-            <w:r>
-              <w:t xml:space="preserve">2. Vocabulary</w:t>
-            </w:r>
-          </w:p>
-        </w:tc>
-        <w:tc>
-          <w:tcPr/>
-          <w:p>
-            <w:pPr>
-              <w:pStyle w:val="Compact"/>
-              <w:jc w:val="left"/>
-            </w:pPr>
-            <w:r>
-              <w:t xml:space="preserve">15 min</w:t>
-            </w:r>
-          </w:p>
-        </w:tc>
-        <w:tc>
-          <w:tcPr/>
-          <w:p>
-            <w:pPr>
-              <w:pStyle w:val="Compact"/>
-              <w:jc w:val="left"/>
-            </w:pPr>
-            <w:r>
-              <w:t xml:space="preserve">Task 1: match words to meanings. Drill pronunciation:</w:t>
-            </w:r>
-            <w:r>
-              <w:t xml:space="preserve"> </w:t>
-            </w:r>
-            <w:r>
-              <w:rPr>
-                <w:iCs/>
-                <w:i/>
-              </w:rPr>
-              <w:t xml:space="preserve">graffiti, vandalise, property, warning, threat, promise</w:t>
-            </w:r>
-            <w:r>
-              <w:t xml:space="preserve">.</w:t>
-            </w:r>
-          </w:p>
-        </w:tc>
-      </w:tr>
-      <w:tr>
-        <w:tc>
-          <w:tcPr/>
-          <w:p>
-            <w:pPr>
-              <w:pStyle w:val="Compact"/>
-              <w:jc w:val="left"/>
-            </w:pPr>
-            <w:r>
-              <w:t xml:space="preserve">3. Reading</w:t>
-            </w:r>
-          </w:p>
-        </w:tc>
-        <w:tc>
-          <w:tcPr/>
-          <w:p>
-            <w:pPr>
-              <w:pStyle w:val="Compact"/>
-              <w:jc w:val="left"/>
-            </w:pPr>
-            <w:r>
-              <w:t xml:space="preserve">15 min</w:t>
-            </w:r>
-          </w:p>
-        </w:tc>
-        <w:tc>
-          <w:tcPr/>
-          <w:p>
-            <w:pPr>
-              <w:pStyle w:val="Compact"/>
-              <w:jc w:val="left"/>
-            </w:pPr>
-            <w:r>
-              <w:t xml:space="preserve">Task 2: read the typed poster, answer the questions. Check in pairs, then whole class.</w:t>
-            </w:r>
-          </w:p>
-        </w:tc>
-      </w:tr>
-      <w:tr>
-        <w:tc>
-          <w:tcPr/>
-          <w:p>
-            <w:pPr>
-              <w:pStyle w:val="Compact"/>
-              <w:jc w:val="left"/>
-            </w:pPr>
-            <w:r>
-              <w:t xml:space="preserve">4. Grammar noticing</w:t>
-            </w:r>
-          </w:p>
-        </w:tc>
-        <w:tc>
-          <w:tcPr/>
-          <w:p>
-            <w:pPr>
-              <w:pStyle w:val="Compact"/>
-              <w:jc w:val="left"/>
-            </w:pPr>
-            <w:r>
-              <w:t xml:space="preserve">20 min</w:t>
-            </w:r>
-          </w:p>
-        </w:tc>
-        <w:tc>
-          <w:tcPr/>
-          <w:p>
-            <w:pPr>
-              <w:pStyle w:val="Compact"/>
-              <w:jc w:val="left"/>
-            </w:pPr>
-            <w:r>
-              <w:t xml:space="preserve">Task 3: find one or more examples of each tense. Board the table. Concept check:</w:t>
-            </w:r>
-            <w:r>
-              <w:t xml:space="preserve"> </w:t>
-            </w:r>
-            <w:r>
-              <w:rPr>
-                <w:iCs/>
-                <w:i/>
-              </w:rPr>
-              <w:t xml:space="preserve">I have warned you many times</w:t>
-            </w:r>
-            <w:r>
-              <w:t xml:space="preserve"> </w:t>
-            </w:r>
-            <w:r>
-              <w:t xml:space="preserve">– Do we know when? (No.) Is it important now? (Yes.)</w:t>
-            </w:r>
-            <w:r>
-              <w:t xml:space="preserve"> </w:t>
-            </w:r>
-            <w:r>
-              <w:rPr>
-                <w:iCs/>
-                <w:i/>
-              </w:rPr>
-              <w:t xml:space="preserve">You didn’t take my notes seriously</w:t>
-            </w:r>
-            <w:r>
-              <w:t xml:space="preserve"> </w:t>
-            </w:r>
-            <w:r>
-              <w:t xml:space="preserve">– Finished? (Yes.)</w:t>
-            </w:r>
-            <w:r>
-              <w:t xml:space="preserve"> </w:t>
-            </w:r>
-            <w:r>
-              <w:rPr>
-                <w:iCs/>
-                <w:i/>
-              </w:rPr>
-              <w:t xml:space="preserve">You will pay</w:t>
-            </w:r>
-            <w:r>
-              <w:t xml:space="preserve"> </w:t>
-            </w:r>
-            <w:r>
-              <w:t xml:space="preserve">– Now or later? (Later.)</w:t>
-            </w:r>
-          </w:p>
-        </w:tc>
-      </w:tr>
-      <w:tr>
-        <w:tc>
-          <w:tcPr/>
-          <w:p>
-            <w:pPr>
-              <w:pStyle w:val="Compact"/>
-              <w:jc w:val="left"/>
-            </w:pPr>
-            <w:r>
-              <w:t xml:space="preserve">5. Error correction</w:t>
-            </w:r>
-          </w:p>
-        </w:tc>
-        <w:tc>
-          <w:tcPr/>
-          <w:p>
-            <w:pPr>
-              <w:pStyle w:val="Compact"/>
-              <w:jc w:val="left"/>
-            </w:pPr>
-            <w:r>
-              <w:t xml:space="preserve">15 min</w:t>
-            </w:r>
-          </w:p>
-        </w:tc>
-        <w:tc>
-          <w:tcPr/>
-          <w:p>
-            <w:pPr>
-              <w:pStyle w:val="Compact"/>
-              <w:jc w:val="left"/>
-            </w:pPr>
-            <w:r>
-              <w:t xml:space="preserve">Task 4: the writer made mistakes. Learners find and fix them. Good confidence boost – native speakers make errors too.</w:t>
-            </w:r>
-          </w:p>
-        </w:tc>
-      </w:tr>
-      <w:tr>
-        <w:tc>
-          <w:tcPr/>
-          <w:p>
-            <w:pPr>
-              <w:pStyle w:val="Compact"/>
-              <w:jc w:val="left"/>
-            </w:pPr>
-            <w:r>
-              <w:t xml:space="preserve">6. Controlled practice</w:t>
-            </w:r>
-          </w:p>
-        </w:tc>
-        <w:tc>
-          <w:tcPr/>
-          <w:p>
-            <w:pPr>
-              <w:pStyle w:val="Compact"/>
-              <w:jc w:val="left"/>
-            </w:pPr>
-            <w:r>
-              <w:t xml:space="preserve">15 min</w:t>
-            </w:r>
-          </w:p>
-        </w:tc>
-        <w:tc>
-          <w:tcPr/>
-          <w:p>
-            <w:pPr>
-              <w:pStyle w:val="Compact"/>
-              <w:jc w:val="left"/>
-            </w:pPr>
-            <w:r>
-              <w:t xml:space="preserve">Task 5: gap fill – a calmer notice from the same shop.</w:t>
-            </w:r>
-          </w:p>
-        </w:tc>
-      </w:tr>
-      <w:tr>
-        <w:tc>
-          <w:tcPr/>
-          <w:p>
-            <w:pPr>
-              <w:pStyle w:val="Compact"/>
-              <w:jc w:val="left"/>
-            </w:pPr>
-            <w:r>
-              <w:t xml:space="preserve">7. Speaking</w:t>
-            </w:r>
-          </w:p>
-        </w:tc>
-        <w:tc>
-          <w:tcPr/>
-          <w:p>
-            <w:pPr>
-              <w:pStyle w:val="Compact"/>
-              <w:jc w:val="left"/>
-            </w:pPr>
-            <w:r>
-              <w:t xml:space="preserve">15 min</w:t>
-            </w:r>
-          </w:p>
-        </w:tc>
-        <w:tc>
-          <w:tcPr/>
-          <w:p>
-            <w:pPr>
-              <w:pStyle w:val="Compact"/>
-              <w:jc w:val="left"/>
-            </w:pPr>
-            <w:r>
-              <w:t xml:space="preserve">Task 6: role play – shop owner tells a police officer what happened. Swap roles.</w:t>
-            </w:r>
-          </w:p>
-        </w:tc>
-      </w:tr>
-      <w:tr>
-        <w:tc>
-          <w:tcPr/>
-          <w:p>
-            <w:pPr>
-              <w:pStyle w:val="Compact"/>
-              <w:jc w:val="left"/>
-            </w:pPr>
-            <w:r>
-              <w:t xml:space="preserve">8. Writing</w:t>
-            </w:r>
-          </w:p>
-        </w:tc>
-        <w:tc>
-          <w:tcPr/>
-          <w:p>
-            <w:pPr>
-              <w:pStyle w:val="Compact"/>
-              <w:jc w:val="left"/>
-            </w:pPr>
-            <w:r>
-              <w:t xml:space="preserve">15 min</w:t>
-            </w:r>
-          </w:p>
-        </w:tc>
-        <w:tc>
-          <w:tcPr/>
-          <w:p>
-            <w:pPr>
-              <w:pStyle w:val="Compact"/>
-              <w:jc w:val="left"/>
-            </w:pPr>
-            <w:r>
-              <w:t xml:space="preserve">Task 7: write a polite notice (40–60 words) using all four tenses. Stronger learners: write the graffiti artist’s reply.</w:t>
-            </w:r>
-          </w:p>
-        </w:tc>
-      </w:tr>
-    </w:tbl>
-    <w:p>
-      <w:pPr>
-        <w:pStyle w:val="BodyText"/>
-      </w:pPr>
-      <w:r>
-        <w:rPr>
-          <w:bCs/>
-          <w:b/>
-        </w:rPr>
-        <w:t xml:space="preserve">Discussion point (optional, stronger groups):</w:t>
-      </w:r>
-      <w:r>
-        <w:t xml:space="preserve"> </w:t>
-      </w:r>
-      <w:r>
-        <w:t xml:space="preserve">the writer says</w:t>
-      </w:r>
-      <w:r>
-        <w:t xml:space="preserve"> </w:t>
-      </w:r>
-      <w:r>
-        <w:t xml:space="preserve">“</w:t>
-      </w:r>
-      <w:r>
-        <w:t xml:space="preserve">threat is a crime</w:t>
-      </w:r>
-      <w:r>
-        <w:t xml:space="preserve">”</w:t>
-      </w:r>
-      <w:r>
-        <w:t xml:space="preserve"> </w:t>
-      </w:r>
-      <w:r>
-        <w:t xml:space="preserve">– then threatens someone. Is this poster legal? What should the shop owner do instead? (Report to the police; use the CCTV as evidence.)</w:t>
-      </w:r>
-    </w:p>
-    <w:bookmarkEnd w:id="23"/>
-    <w:bookmarkStart w:id="24" w:name="student-worksheet"/>
-    <w:p>
-      <w:pPr>
-        <w:pStyle w:val="Heading2"/>
-      </w:pPr>
-      <w:r>
-        <w:t xml:space="preserve">Student worksheet</w:t>
-      </w:r>
-    </w:p>
-    <w:p>
-      <w:pPr>
-        <w:pStyle w:val="FirstParagraph"/>
+        <w:keepNext/>
+        <w:spacing w:before="0" w:after="60" w:line="240" w:lineRule="auto"/>
       </w:pPr>
       <w:r>
         <w:rPr>
@@ -677,6 +112,8 @@
     <w:p>
       <w:pPr>
         <w:pStyle w:val="BlockText"/>
+        <w:keepNext/>
+        <w:spacing w:before="0" w:after="60" w:line="240" w:lineRule="auto"/>
       </w:pPr>
       <w:r>
         <w:rPr>
@@ -689,6 +126,8 @@
     <w:p>
       <w:pPr>
         <w:pStyle w:val="BlockText"/>
+        <w:keepNext/>
+        <w:spacing w:before="0" w:after="60" w:line="240" w:lineRule="auto"/>
       </w:pPr>
       <w:r>
         <w:t xml:space="preserve">This is my last and final warning.</w:t>
@@ -697,6 +136,8 @@
     <w:p>
       <w:pPr>
         <w:pStyle w:val="BlockText"/>
+        <w:keepNext/>
+        <w:spacing w:before="0" w:after="60" w:line="240" w:lineRule="auto"/>
       </w:pPr>
       <w:r>
         <w:t xml:space="preserve">I have warned you many time not to graffiti this shop.</w:t>
@@ -705,6 +146,8 @@
     <w:p>
       <w:pPr>
         <w:pStyle w:val="BlockText"/>
+        <w:keepNext/>
+        <w:spacing w:before="0" w:after="60" w:line="240" w:lineRule="auto"/>
       </w:pPr>
       <w:r>
         <w:t xml:space="preserve">You didn’t take my notes seriously. The government &amp; your parents didn’t teach you that vandalising someone property is a crime.</w:t>
@@ -713,6 +156,8 @@
     <w:p>
       <w:pPr>
         <w:pStyle w:val="BlockText"/>
+        <w:keepNext/>
+        <w:spacing w:before="0" w:after="60" w:line="240" w:lineRule="auto"/>
       </w:pPr>
       <w:r>
         <w:t xml:space="preserve">Now I will have to teach you a lesson not to mess with the wrong person/people.</w:t>
@@ -721,6 +166,8 @@
     <w:p>
       <w:pPr>
         <w:pStyle w:val="BlockText"/>
+        <w:keepNext/>
+        <w:spacing w:before="0" w:after="60" w:line="240" w:lineRule="auto"/>
       </w:pPr>
       <w:r>
         <w:t xml:space="preserve">I don’t make threats, threat is a crime. I make promises. Now you will pay for your actions.</w:t>
@@ -729,6 +176,8 @@
     <w:p>
       <w:pPr>
         <w:pStyle w:val="BlockText"/>
+        <w:keepNext/>
+        <w:spacing w:before="0" w:after="60" w:line="240" w:lineRule="auto"/>
       </w:pPr>
       <w:r>
         <w:t xml:space="preserve">Yours truly, The Punisher</w:t>
@@ -737,6 +186,8 @@
     <w:p>
       <w:pPr>
         <w:pStyle w:val="BlockText"/>
+        <w:keepNext/>
+        <w:spacing w:before="0" w:after="60" w:line="240" w:lineRule="auto"/>
       </w:pPr>
       <w:r>
         <w:rPr>
@@ -749,6 +200,7 @@
     <w:p>
       <w:pPr>
         <w:pStyle w:val="BlockText"/>
+        <w:spacing w:before="0" w:after="60" w:line="240" w:lineRule="auto"/>
       </w:pPr>
       <w:r>
         <w:t xml:space="preserve">Watch your back, sleep with one eye open m********r!!!! I have locked on to you, don’t say I didn’t warned you. Ask yourself, what it worth it????</w:t>
@@ -757,6 +209,8 @@
     <w:p>
       <w:pPr>
         <w:pStyle w:val="FirstParagraph"/>
+        <w:keepNext/>
+        <w:spacing w:before="840" w:after="60" w:line="240" w:lineRule="auto"/>
       </w:pPr>
       <w:r>
         <w:rPr>
@@ -800,6 +254,7 @@
           <w:p>
             <w:pPr>
               <w:pStyle w:val="Compact"/>
+              <w:spacing w:before="0" w:after="60" w:line="240" w:lineRule="auto"/>
               <w:jc w:val="left"/>
             </w:pPr>
             <w:r>
@@ -812,6 +267,7 @@
           <w:p>
             <w:pPr>
               <w:pStyle w:val="Compact"/>
+              <w:spacing w:before="0" w:after="60" w:line="240" w:lineRule="auto"/>
               <w:jc w:val="left"/>
             </w:pPr>
             <w:r>
@@ -826,6 +282,7 @@
           <w:p>
             <w:pPr>
               <w:pStyle w:val="Compact"/>
+              <w:spacing w:before="0" w:after="60" w:line="240" w:lineRule="auto"/>
               <w:jc w:val="left"/>
             </w:pPr>
             <w:r>
@@ -838,6 +295,7 @@
           <w:p>
             <w:pPr>
               <w:pStyle w:val="Compact"/>
+              <w:spacing w:before="0" w:after="60" w:line="240" w:lineRule="auto"/>
               <w:jc w:val="left"/>
             </w:pPr>
             <w:r>
@@ -852,6 +310,7 @@
           <w:p>
             <w:pPr>
               <w:pStyle w:val="Compact"/>
+              <w:spacing w:before="0" w:after="60" w:line="240" w:lineRule="auto"/>
               <w:jc w:val="left"/>
             </w:pPr>
             <w:r>
@@ -864,6 +323,7 @@
           <w:p>
             <w:pPr>
               <w:pStyle w:val="Compact"/>
+              <w:spacing w:before="0" w:after="60" w:line="240" w:lineRule="auto"/>
               <w:jc w:val="left"/>
             </w:pPr>
             <w:r>
@@ -878,6 +338,7 @@
           <w:p>
             <w:pPr>
               <w:pStyle w:val="Compact"/>
+              <w:spacing w:before="0" w:after="60" w:line="240" w:lineRule="auto"/>
               <w:jc w:val="left"/>
             </w:pPr>
             <w:r>
@@ -890,6 +351,7 @@
           <w:p>
             <w:pPr>
               <w:pStyle w:val="Compact"/>
+              <w:spacing w:before="0" w:after="60" w:line="240" w:lineRule="auto"/>
               <w:jc w:val="left"/>
             </w:pPr>
             <w:r>
@@ -904,6 +366,7 @@
           <w:p>
             <w:pPr>
               <w:pStyle w:val="Compact"/>
+              <w:spacing w:before="0" w:after="60" w:line="240" w:lineRule="auto"/>
               <w:jc w:val="left"/>
             </w:pPr>
             <w:r>
@@ -916,6 +379,7 @@
           <w:p>
             <w:pPr>
               <w:pStyle w:val="Compact"/>
+              <w:spacing w:before="0" w:after="60" w:line="240" w:lineRule="auto"/>
               <w:jc w:val="left"/>
             </w:pPr>
             <w:r>
@@ -930,6 +394,7 @@
           <w:p>
             <w:pPr>
               <w:pStyle w:val="Compact"/>
+              <w:spacing w:before="0" w:after="60" w:line="240" w:lineRule="auto"/>
               <w:jc w:val="left"/>
             </w:pPr>
             <w:r>
@@ -942,6 +407,7 @@
           <w:p>
             <w:pPr>
               <w:pStyle w:val="Compact"/>
+              <w:spacing w:before="0" w:after="60" w:line="240" w:lineRule="auto"/>
               <w:jc w:val="left"/>
             </w:pPr>
             <w:r>
@@ -956,6 +422,7 @@
           <w:p>
             <w:pPr>
               <w:pStyle w:val="Compact"/>
+              <w:spacing w:before="0" w:after="60" w:line="240" w:lineRule="auto"/>
               <w:jc w:val="left"/>
             </w:pPr>
             <w:r>
@@ -968,6 +435,7 @@
           <w:p>
             <w:pPr>
               <w:pStyle w:val="Compact"/>
+              <w:spacing w:before="0" w:after="60" w:line="240" w:lineRule="auto"/>
               <w:jc w:val="left"/>
             </w:pPr>
             <w:r>
@@ -994,6 +462,7 @@
           <w:p>
             <w:pPr>
               <w:pStyle w:val="Compact"/>
+              <w:spacing w:before="0" w:after="60" w:line="240" w:lineRule="auto"/>
               <w:jc w:val="left"/>
             </w:pPr>
             <w:r>
@@ -1006,6 +475,7 @@
           <w:p>
             <w:pPr>
               <w:pStyle w:val="Compact"/>
+              <w:spacing w:before="0" w:after="60" w:line="240" w:lineRule="auto"/>
               <w:jc w:val="left"/>
             </w:pPr>
             <w:r>
@@ -1020,6 +490,7 @@
           <w:p>
             <w:pPr>
               <w:pStyle w:val="Compact"/>
+              <w:spacing w:before="0" w:after="60" w:line="240" w:lineRule="auto"/>
               <w:jc w:val="left"/>
             </w:pPr>
             <w:r>
@@ -1032,6 +503,7 @@
           <w:p>
             <w:pPr>
               <w:pStyle w:val="Compact"/>
+              <w:spacing w:before="0" w:after="60" w:line="240" w:lineRule="auto"/>
               <w:jc w:val="left"/>
             </w:pPr>
             <w:r>
@@ -1046,6 +518,7 @@
           <w:p>
             <w:pPr>
               <w:pStyle w:val="Compact"/>
+              <w:spacing w:before="0" w:after="60" w:line="240" w:lineRule="auto"/>
               <w:jc w:val="left"/>
             </w:pPr>
             <w:r>
@@ -1058,6 +531,7 @@
           <w:p>
             <w:pPr>
               <w:pStyle w:val="Compact"/>
+              <w:spacing w:before="0" w:after="60" w:line="240" w:lineRule="auto"/>
               <w:jc w:val="left"/>
             </w:pPr>
             <w:r>
@@ -1090,6 +564,7 @@
           <w:p>
             <w:pPr>
               <w:pStyle w:val="Compact"/>
+              <w:spacing w:before="0" w:after="60" w:line="240" w:lineRule="auto"/>
               <w:jc w:val="left"/>
             </w:pPr>
             <w:r>
@@ -1102,6 +577,7 @@
           <w:p>
             <w:pPr>
               <w:pStyle w:val="Compact"/>
+              <w:spacing w:before="0" w:after="60" w:line="240" w:lineRule="auto"/>
               <w:jc w:val="left"/>
             </w:pPr>
             <w:r>
@@ -1114,6 +590,9 @@
     <w:p>
       <w:pPr>
         <w:pStyle w:val="BodyText"/>
+        <w:keepNext/>
+        <w:pageBreakBefore/>
+        <w:spacing w:before="0" w:after="60" w:line="240" w:lineRule="auto"/>
       </w:pPr>
       <w:r>
         <w:rPr>
@@ -1131,11 +610,13 @@
     </w:p>
     <w:p>
       <w:pPr>
+        <w:keepNext/>
         <w:numPr>
           <w:ilvl w:val="0"/>
           <w:numId w:val="1002"/>
         </w:numPr>
         <w:pStyle w:val="Compact"/>
+        <w:spacing w:before="0" w:after="60" w:line="240" w:lineRule="auto"/>
       </w:pPr>
       <w:r>
         <w:t xml:space="preserve">Before this poster, the writer told the artist to stop. ___</w:t>
@@ -1143,11 +624,13 @@
     </w:p>
     <w:p>
       <w:pPr>
+        <w:keepNext/>
         <w:numPr>
           <w:ilvl w:val="0"/>
           <w:numId w:val="1002"/>
         </w:numPr>
         <w:pStyle w:val="Compact"/>
+        <w:spacing w:before="0" w:after="60" w:line="240" w:lineRule="auto"/>
       </w:pPr>
       <w:r>
         <w:t xml:space="preserve">The writer is calm and friendly. ___</w:t>
@@ -1155,11 +638,13 @@
     </w:p>
     <w:p>
       <w:pPr>
+        <w:keepNext/>
         <w:numPr>
           <w:ilvl w:val="0"/>
           <w:numId w:val="1002"/>
         </w:numPr>
         <w:pStyle w:val="Compact"/>
+        <w:spacing w:before="0" w:after="60" w:line="240" w:lineRule="auto"/>
       </w:pPr>
       <w:r>
         <w:t xml:space="preserve">The camera photos were taken at night. ___</w:t>
@@ -1167,11 +652,13 @@
     </w:p>
     <w:p>
       <w:pPr>
+        <w:keepNext/>
         <w:numPr>
           <w:ilvl w:val="0"/>
           <w:numId w:val="1002"/>
         </w:numPr>
         <w:pStyle w:val="Compact"/>
+        <w:spacing w:before="0" w:after="60" w:line="240" w:lineRule="auto"/>
       </w:pPr>
       <w:r>
         <w:t xml:space="preserve">The writer signs the poster with their real name. ___</w:t>
@@ -1179,11 +666,13 @@
     </w:p>
     <w:p>
       <w:pPr>
+        <w:keepNext/>
         <w:numPr>
           <w:ilvl w:val="0"/>
           <w:numId w:val="1002"/>
         </w:numPr>
         <w:pStyle w:val="Compact"/>
+        <w:spacing w:before="0" w:after="60" w:line="240" w:lineRule="auto"/>
       </w:pPr>
       <w:r>
         <w:t xml:space="preserve">The writer says it is legal to frighten people. ___</w:t>
@@ -1191,11 +680,13 @@
     </w:p>
     <w:p>
       <w:pPr>
+        <w:keepNext/>
         <w:numPr>
           <w:ilvl w:val="0"/>
           <w:numId w:val="1002"/>
         </w:numPr>
         <w:pStyle w:val="Compact"/>
+        <w:spacing w:before="0" w:after="60" w:line="240" w:lineRule="auto"/>
       </w:pPr>
       <w:r>
         <w:t xml:space="preserve">The writer thinks the artist was brought up well. ___</w:t>
@@ -1204,6 +695,8 @@
     <w:p>
       <w:pPr>
         <w:pStyle w:val="FirstParagraph"/>
+        <w:keepNext/>
+        <w:spacing w:before="0" w:after="60" w:line="240" w:lineRule="auto"/>
       </w:pPr>
       <w:r>
         <w:t xml:space="preserve">Answer the questions.</w:t>
@@ -1211,11 +704,13 @@
     </w:p>
     <w:p>
       <w:pPr>
+        <w:keepNext/>
         <w:numPr>
           <w:ilvl w:val="0"/>
           <w:numId w:val="1003"/>
         </w:numPr>
         <w:pStyle w:val="Compact"/>
+        <w:spacing w:before="0" w:after="60" w:line="240" w:lineRule="auto"/>
       </w:pPr>
       <w:r>
         <w:t xml:space="preserve">What did the writer leave for the artist before this poster? ________</w:t>
@@ -1223,11 +718,13 @@
     </w:p>
     <w:p>
       <w:pPr>
+        <w:keepNext/>
         <w:numPr>
           <w:ilvl w:val="0"/>
           <w:numId w:val="1003"/>
         </w:numPr>
         <w:pStyle w:val="Compact"/>
+        <w:spacing w:before="0" w:after="60" w:line="240" w:lineRule="auto"/>
       </w:pPr>
       <w:r>
         <w:t xml:space="preserve">Who, says the writer, should have explained the law to the artist? ________</w:t>
@@ -1240,6 +737,7 @@
           <w:numId w:val="1003"/>
         </w:numPr>
         <w:pStyle w:val="Compact"/>
+        <w:spacing w:before="0" w:after="60" w:line="240" w:lineRule="auto"/>
       </w:pPr>
       <w:r>
         <w:t xml:space="preserve">What day of the week was the artist filmed? ________</w:t>
@@ -1248,6 +746,8 @@
     <w:p>
       <w:pPr>
         <w:pStyle w:val="FirstParagraph"/>
+        <w:keepNext/>
+        <w:spacing w:before="459" w:after="60" w:line="240" w:lineRule="auto"/>
       </w:pPr>
       <w:r>
         <w:rPr>
@@ -1292,6 +792,7 @@
           <w:p>
             <w:pPr>
               <w:pStyle w:val="Compact"/>
+              <w:spacing w:before="0" w:after="60" w:line="240" w:lineRule="auto"/>
               <w:jc w:val="left"/>
             </w:pPr>
             <w:r>
@@ -1304,6 +805,7 @@
           <w:p>
             <w:pPr>
               <w:pStyle w:val="Compact"/>
+              <w:spacing w:before="0" w:after="60" w:line="240" w:lineRule="auto"/>
               <w:jc w:val="left"/>
             </w:pPr>
             <w:r>
@@ -1316,6 +818,7 @@
           <w:p>
             <w:pPr>
               <w:pStyle w:val="Compact"/>
+              <w:spacing w:before="0" w:after="60" w:line="240" w:lineRule="auto"/>
               <w:jc w:val="left"/>
             </w:pPr>
             <w:r>
@@ -1330,6 +833,7 @@
           <w:p>
             <w:pPr>
               <w:pStyle w:val="Compact"/>
+              <w:spacing w:before="0" w:after="60" w:line="240" w:lineRule="auto"/>
               <w:jc w:val="left"/>
             </w:pPr>
             <w:r>
@@ -1342,14 +846,16 @@
           <w:p>
             <w:pPr>
               <w:pStyle w:val="Compact"/>
-            </w:pPr>
-          </w:p>
-        </w:tc>
-        <w:tc>
-          <w:tcPr/>
-          <w:p>
-            <w:pPr>
-              <w:pStyle w:val="Compact"/>
+              <w:spacing w:before="0" w:after="60" w:line="240" w:lineRule="auto"/>
+            </w:pPr>
+          </w:p>
+        </w:tc>
+        <w:tc>
+          <w:tcPr/>
+          <w:p>
+            <w:pPr>
+              <w:pStyle w:val="Compact"/>
+              <w:spacing w:before="0" w:after="60" w:line="240" w:lineRule="auto"/>
             </w:pPr>
           </w:p>
         </w:tc>
@@ -1360,6 +866,7 @@
           <w:p>
             <w:pPr>
               <w:pStyle w:val="Compact"/>
+              <w:spacing w:before="0" w:after="60" w:line="240" w:lineRule="auto"/>
               <w:jc w:val="left"/>
             </w:pPr>
             <w:r>
@@ -1372,14 +879,16 @@
           <w:p>
             <w:pPr>
               <w:pStyle w:val="Compact"/>
-            </w:pPr>
-          </w:p>
-        </w:tc>
-        <w:tc>
-          <w:tcPr/>
-          <w:p>
-            <w:pPr>
-              <w:pStyle w:val="Compact"/>
+              <w:spacing w:before="0" w:after="60" w:line="240" w:lineRule="auto"/>
+            </w:pPr>
+          </w:p>
+        </w:tc>
+        <w:tc>
+          <w:tcPr/>
+          <w:p>
+            <w:pPr>
+              <w:pStyle w:val="Compact"/>
+              <w:spacing w:before="0" w:after="60" w:line="240" w:lineRule="auto"/>
             </w:pPr>
           </w:p>
         </w:tc>
@@ -1390,6 +899,7 @@
           <w:p>
             <w:pPr>
               <w:pStyle w:val="Compact"/>
+              <w:spacing w:before="0" w:after="60" w:line="240" w:lineRule="auto"/>
               <w:jc w:val="left"/>
             </w:pPr>
             <w:r>
@@ -1402,14 +912,16 @@
           <w:p>
             <w:pPr>
               <w:pStyle w:val="Compact"/>
-            </w:pPr>
-          </w:p>
-        </w:tc>
-        <w:tc>
-          <w:tcPr/>
-          <w:p>
-            <w:pPr>
-              <w:pStyle w:val="Compact"/>
+              <w:spacing w:before="0" w:after="60" w:line="240" w:lineRule="auto"/>
+            </w:pPr>
+          </w:p>
+        </w:tc>
+        <w:tc>
+          <w:tcPr/>
+          <w:p>
+            <w:pPr>
+              <w:pStyle w:val="Compact"/>
+              <w:spacing w:before="0" w:after="60" w:line="240" w:lineRule="auto"/>
             </w:pPr>
           </w:p>
         </w:tc>
@@ -1420,6 +932,7 @@
           <w:p>
             <w:pPr>
               <w:pStyle w:val="Compact"/>
+              <w:spacing w:before="0" w:after="60" w:line="240" w:lineRule="auto"/>
               <w:jc w:val="left"/>
             </w:pPr>
             <w:r>
@@ -1442,14 +955,16 @@
           <w:p>
             <w:pPr>
               <w:pStyle w:val="Compact"/>
-            </w:pPr>
-          </w:p>
-        </w:tc>
-        <w:tc>
-          <w:tcPr/>
-          <w:p>
-            <w:pPr>
-              <w:pStyle w:val="Compact"/>
+              <w:spacing w:before="0" w:after="60" w:line="240" w:lineRule="auto"/>
+            </w:pPr>
+          </w:p>
+        </w:tc>
+        <w:tc>
+          <w:tcPr/>
+          <w:p>
+            <w:pPr>
+              <w:pStyle w:val="Compact"/>
+              <w:spacing w:before="0" w:after="60" w:line="240" w:lineRule="auto"/>
             </w:pPr>
           </w:p>
         </w:tc>
@@ -1458,6 +973,8 @@
     <w:p>
       <w:pPr>
         <w:pStyle w:val="BodyText"/>
+        <w:keepNext/>
+        <w:spacing w:before="459" w:after="60" w:line="240" w:lineRule="auto"/>
       </w:pPr>
       <w:r>
         <w:rPr>
@@ -1475,11 +992,13 @@
     </w:p>
     <w:p>
       <w:pPr>
+        <w:keepNext/>
         <w:numPr>
           <w:ilvl w:val="0"/>
           <w:numId w:val="1004"/>
         </w:numPr>
         <w:pStyle w:val="Compact"/>
+        <w:spacing w:before="0" w:after="60" w:line="240" w:lineRule="auto"/>
       </w:pPr>
       <w:r>
         <w:t xml:space="preserve">I have warned you many time.</w:t>
@@ -1487,11 +1006,13 @@
     </w:p>
     <w:p>
       <w:pPr>
+        <w:keepNext/>
         <w:numPr>
           <w:ilvl w:val="0"/>
           <w:numId w:val="1004"/>
         </w:numPr>
         <w:pStyle w:val="Compact"/>
+        <w:spacing w:before="0" w:after="60" w:line="240" w:lineRule="auto"/>
       </w:pPr>
       <w:r>
         <w:t xml:space="preserve">Vandalising someone property is a crime.</w:t>
@@ -1499,11 +1020,13 @@
     </w:p>
     <w:p>
       <w:pPr>
+        <w:keepNext/>
         <w:numPr>
           <w:ilvl w:val="0"/>
           <w:numId w:val="1004"/>
         </w:numPr>
         <w:pStyle w:val="Compact"/>
+        <w:spacing w:before="0" w:after="60" w:line="240" w:lineRule="auto"/>
       </w:pPr>
       <w:r>
         <w:t xml:space="preserve">Threat is a crime.</w:t>
@@ -1511,11 +1034,13 @@
     </w:p>
     <w:p>
       <w:pPr>
+        <w:keepNext/>
         <w:numPr>
           <w:ilvl w:val="0"/>
           <w:numId w:val="1004"/>
         </w:numPr>
         <w:pStyle w:val="Compact"/>
+        <w:spacing w:before="0" w:after="60" w:line="240" w:lineRule="auto"/>
       </w:pPr>
       <w:r>
         <w:t xml:space="preserve">Don’t say I didn’t warned you.</w:t>
@@ -1523,11 +1048,13 @@
     </w:p>
     <w:p>
       <w:pPr>
+        <w:keepNext/>
         <w:numPr>
           <w:ilvl w:val="0"/>
           <w:numId w:val="1004"/>
         </w:numPr>
         <w:pStyle w:val="Compact"/>
+        <w:spacing w:before="0" w:after="60" w:line="240" w:lineRule="auto"/>
       </w:pPr>
       <w:r>
         <w:t xml:space="preserve">Ask yourself, what it worth it?</w:t>
@@ -1540,6 +1067,7 @@
           <w:numId w:val="1004"/>
         </w:numPr>
         <w:pStyle w:val="Compact"/>
+        <w:spacing w:before="0" w:after="60" w:line="240" w:lineRule="auto"/>
       </w:pPr>
       <w:r>
         <w:rPr>
@@ -1570,6 +1098,8 @@
     <w:p>
       <w:pPr>
         <w:pStyle w:val="FirstParagraph"/>
+        <w:keepNext/>
+        <w:spacing w:before="459" w:after="60" w:line="240" w:lineRule="auto"/>
       </w:pPr>
       <w:r>
         <w:rPr>
@@ -1588,6 +1118,8 @@
     <w:p>
       <w:pPr>
         <w:pStyle w:val="BlockText"/>
+        <w:keepNext/>
+        <w:spacing w:before="0" w:after="60" w:line="240" w:lineRule="auto"/>
       </w:pPr>
       <w:r>
         <w:t xml:space="preserve">Dear neighbours,</w:t>
@@ -1596,6 +1128,7 @@
     <w:p>
       <w:pPr>
         <w:pStyle w:val="BlockText"/>
+        <w:spacing w:before="0" w:after="60" w:line="240" w:lineRule="auto"/>
       </w:pPr>
       <w:r>
         <w:t xml:space="preserve">This shop (1) ______ (be) our family business. We (2) ______ (open) it in 2015. Someone (3) ______ (paint) graffiti on our shutter five times this year. Last week we (4) ______ (pay) £200 to clean it. We (5) ______ (not / want) any trouble. From now on, we (6) ______ (report) every attack to the police. Our CCTV (7) ______ (record) the street 24 hours a day. Thank you – we (8) ______ (see) you soon in the shop!</w:t>
@@ -1604,6 +1137,8 @@
     <w:p>
       <w:pPr>
         <w:pStyle w:val="FirstParagraph"/>
+        <w:keepNext/>
+        <w:spacing w:before="459" w:after="60" w:line="240" w:lineRule="auto"/>
       </w:pPr>
       <w:r>
         <w:rPr>
@@ -1647,6 +1182,7 @@
           <w:p>
             <w:pPr>
               <w:pStyle w:val="Compact"/>
+              <w:spacing w:before="0" w:after="60" w:line="240" w:lineRule="auto"/>
               <w:jc w:val="left"/>
             </w:pPr>
             <w:r>
@@ -1659,6 +1195,7 @@
           <w:p>
             <w:pPr>
               <w:pStyle w:val="Compact"/>
+              <w:spacing w:before="0" w:after="60" w:line="240" w:lineRule="auto"/>
               <w:jc w:val="left"/>
             </w:pPr>
             <w:r>
@@ -1673,6 +1210,7 @@
           <w:p>
             <w:pPr>
               <w:pStyle w:val="Compact"/>
+              <w:spacing w:before="0" w:after="60" w:line="240" w:lineRule="auto"/>
               <w:jc w:val="left"/>
             </w:pPr>
             <w:r>
@@ -1685,6 +1223,7 @@
           <w:p>
             <w:pPr>
               <w:pStyle w:val="Compact"/>
+              <w:spacing w:before="0" w:after="60" w:line="240" w:lineRule="auto"/>
               <w:jc w:val="left"/>
             </w:pPr>
             <w:r>
@@ -1697,6 +1236,8 @@
     <w:p>
       <w:pPr>
         <w:pStyle w:val="BodyText"/>
+        <w:keepNext/>
+        <w:spacing w:before="459" w:after="60" w:line="240" w:lineRule="auto"/>
       </w:pPr>
       <w:r>
         <w:rPr>
@@ -1714,11 +1255,13 @@
     </w:p>
     <w:p>
       <w:pPr>
+        <w:keepNext/>
         <w:numPr>
           <w:ilvl w:val="0"/>
           <w:numId w:val="1005"/>
         </w:numPr>
         <w:pStyle w:val="Compact"/>
+        <w:spacing w:before="0" w:after="60" w:line="240" w:lineRule="auto"/>
       </w:pPr>
       <w:r>
         <w:t xml:space="preserve">☐ present simple (e.g. </w:t>
@@ -1736,11 +1279,13 @@
     </w:p>
     <w:p>
       <w:pPr>
+        <w:keepNext/>
         <w:numPr>
           <w:ilvl w:val="0"/>
           <w:numId w:val="1005"/>
         </w:numPr>
         <w:pStyle w:val="Compact"/>
+        <w:spacing w:before="0" w:after="60" w:line="240" w:lineRule="auto"/>
       </w:pPr>
       <w:r>
         <w:t xml:space="preserve">☐ present perfect (e.g. </w:t>
@@ -1758,11 +1303,13 @@
     </w:p>
     <w:p>
       <w:pPr>
+        <w:keepNext/>
         <w:numPr>
           <w:ilvl w:val="0"/>
           <w:numId w:val="1005"/>
         </w:numPr>
         <w:pStyle w:val="Compact"/>
+        <w:spacing w:before="0" w:after="60" w:line="240" w:lineRule="auto"/>
       </w:pPr>
       <w:r>
         <w:t xml:space="preserve">☐ past simple (e.g. </w:t>
@@ -1780,11 +1327,13 @@
     </w:p>
     <w:p>
       <w:pPr>
+        <w:keepNext/>
         <w:numPr>
           <w:ilvl w:val="0"/>
           <w:numId w:val="1005"/>
         </w:numPr>
         <w:pStyle w:val="Compact"/>
+        <w:spacing w:before="0" w:after="60" w:line="240" w:lineRule="auto"/>
       </w:pPr>
       <w:r>
         <w:t xml:space="preserve">☐ future (e.g. </w:t>
@@ -1804,7 +1353,7 @@
     <w:bookmarkStart w:id="25" w:name="answer-key"/>
     <w:sectPr>
       <w:pgSz w:h="16838" w:w="11906"/>
-      <w:pgMar w:bottom="1020" w:left="1020" w:right="1020" w:top="1020"/>
+      <w:pgMar w:bottom="680" w:left="737" w:right="737" w:top="680" w:header="340" w:footer="340"/>
     </w:sectPr>
   </w:body>
 </w:document>
